--- a/Homework/HWLinearLightsOut/LinearLightsOutReport.docx
+++ b/Homework/HWLinearLightsOut/LinearLightsOutReport.docx
@@ -21,19 +21,13 @@
         <w:t xml:space="preserve">CSSE 220, </w:t>
       </w:r>
       <w:r>
-        <w:rPr>
-          <w:highlight w:val="yellow"/>
-        </w:rPr>
-        <w:t>[Student1FullName]</w:t>
+        <w:t>Will Gebelein</w:t>
       </w:r>
       <w:r>
         <w:t xml:space="preserve">, </w:t>
       </w:r>
       <w:r>
-        <w:rPr>
-          <w:highlight w:val="yellow"/>
-        </w:rPr>
-        <w:t>[Student2FullName]</w:t>
+        <w:t>Luke Mowery</w:t>
       </w:r>
     </w:p>
     <w:p>
@@ -128,21 +122,109 @@
       </w:r>
       <w:r>
         <w:rPr>
-          <w:highlight w:val="yellow"/>
-        </w:rPr>
-        <w:t xml:space="preserve">INSERT PLANTUML PNGs &amp; </w:t>
-      </w:r>
-      <w:r>
-        <w:rPr>
-          <w:highlight w:val="yellow"/>
-        </w:rPr>
-        <w:t>LINKS</w:t>
-      </w:r>
-      <w:r>
-        <w:rPr>
-          <w:highlight w:val="yellow"/>
-        </w:rPr>
-        <w:t xml:space="preserve"> HERE</w:t>
+          <w:noProof/>
+        </w:rPr>
+        <w:drawing>
+          <wp:inline distT="0" distB="0" distL="0" distR="0" wp14:anchorId="6740DBB0" wp14:editId="4E74F3B9">
+            <wp:extent cx="2171700" cy="1874520"/>
+            <wp:effectExtent l="0" t="0" r="0" b="0"/>
+            <wp:docPr id="1685975072" name="Picture 2"/>
+            <wp:cNvGraphicFramePr>
+              <a:graphicFrameLocks xmlns:a="http://schemas.openxmlformats.org/drawingml/2006/main" noChangeAspect="1"/>
+            </wp:cNvGraphicFramePr>
+            <a:graphic xmlns:a="http://schemas.openxmlformats.org/drawingml/2006/main">
+              <a:graphicData uri="http://schemas.openxmlformats.org/drawingml/2006/picture">
+                <pic:pic xmlns:pic="http://schemas.openxmlformats.org/drawingml/2006/picture">
+                  <pic:nvPicPr>
+                    <pic:cNvPr id="0" name="Picture 2"/>
+                    <pic:cNvPicPr>
+                      <a:picLocks noChangeAspect="1" noChangeArrowheads="1"/>
+                    </pic:cNvPicPr>
+                  </pic:nvPicPr>
+                  <pic:blipFill>
+                    <a:blip r:embed="rId5">
+                      <a:extLst>
+                        <a:ext uri="{28A0092B-C50C-407E-A947-70E740481C1C}">
+                          <a14:useLocalDpi xmlns:a14="http://schemas.microsoft.com/office/drawing/2010/main" val="0"/>
+                        </a:ext>
+                      </a:extLst>
+                    </a:blip>
+                    <a:srcRect/>
+                    <a:stretch>
+                      <a:fillRect/>
+                    </a:stretch>
+                  </pic:blipFill>
+                  <pic:spPr bwMode="auto">
+                    <a:xfrm>
+                      <a:off x="0" y="0"/>
+                      <a:ext cx="2171700" cy="1874520"/>
+                    </a:xfrm>
+                    <a:prstGeom prst="rect">
+                      <a:avLst/>
+                    </a:prstGeom>
+                    <a:noFill/>
+                    <a:ln>
+                      <a:noFill/>
+                    </a:ln>
+                  </pic:spPr>
+                </pic:pic>
+              </a:graphicData>
+            </a:graphic>
+          </wp:inline>
+        </w:drawing>
+      </w:r>
+      <w:r>
+        <w:rPr>
+          <w:noProof/>
+        </w:rPr>
+        <w:drawing>
+          <wp:inline distT="0" distB="0" distL="0" distR="0" wp14:anchorId="3E38DAC2" wp14:editId="7DE0E96F">
+            <wp:extent cx="5943600" cy="1751965"/>
+            <wp:effectExtent l="0" t="0" r="0" b="635"/>
+            <wp:docPr id="420443670" name="Picture 1"/>
+            <wp:cNvGraphicFramePr>
+              <a:graphicFrameLocks xmlns:a="http://schemas.openxmlformats.org/drawingml/2006/main" noChangeAspect="1"/>
+            </wp:cNvGraphicFramePr>
+            <a:graphic xmlns:a="http://schemas.openxmlformats.org/drawingml/2006/main">
+              <a:graphicData uri="http://schemas.openxmlformats.org/drawingml/2006/picture">
+                <pic:pic xmlns:pic="http://schemas.openxmlformats.org/drawingml/2006/picture">
+                  <pic:nvPicPr>
+                    <pic:cNvPr id="0" name="Picture 1"/>
+                    <pic:cNvPicPr>
+                      <a:picLocks noChangeAspect="1" noChangeArrowheads="1"/>
+                    </pic:cNvPicPr>
+                  </pic:nvPicPr>
+                  <pic:blipFill>
+                    <a:blip r:embed="rId6">
+                      <a:extLst>
+                        <a:ext uri="{28A0092B-C50C-407E-A947-70E740481C1C}">
+                          <a14:useLocalDpi xmlns:a14="http://schemas.microsoft.com/office/drawing/2010/main" val="0"/>
+                        </a:ext>
+                      </a:extLst>
+                    </a:blip>
+                    <a:srcRect/>
+                    <a:stretch>
+                      <a:fillRect/>
+                    </a:stretch>
+                  </pic:blipFill>
+                  <pic:spPr bwMode="auto">
+                    <a:xfrm>
+                      <a:off x="0" y="0"/>
+                      <a:ext cx="5943600" cy="1751965"/>
+                    </a:xfrm>
+                    <a:prstGeom prst="rect">
+                      <a:avLst/>
+                    </a:prstGeom>
+                    <a:noFill/>
+                    <a:ln>
+                      <a:noFill/>
+                    </a:ln>
+                  </pic:spPr>
+                </pic:pic>
+              </a:graphicData>
+            </a:graphic>
+          </wp:inline>
+        </w:drawing>
       </w:r>
       <w:r>
         <w:br/>
@@ -192,10 +274,31 @@
         <w:br/>
       </w:r>
       <w:r>
-        <w:rPr>
-          <w:highlight w:val="yellow"/>
-        </w:rPr>
-        <w:t>RESPOND HERE</w:t>
+        <w:t>The first</w:t>
+      </w:r>
+      <w:r>
+        <w:t xml:space="preserve"> design was a first design made to fit within the single main, but upon realizing that was a</w:t>
+      </w:r>
+      <w:r>
+        <w:t xml:space="preserve">n extremely compacted </w:t>
+      </w:r>
+      <w:r>
+        <w:t xml:space="preserve">design, expanded it to </w:t>
+      </w:r>
+      <w:r>
+        <w:t>take the form of</w:t>
+      </w:r>
+      <w:r>
+        <w:t xml:space="preserve"> the second design</w:t>
+      </w:r>
+      <w:r>
+        <w:t xml:space="preserve"> (ironically, Copilot returned it to the first form)</w:t>
+      </w:r>
+      <w:r>
+        <w:t xml:space="preserve">. The main listener is the </w:t>
+      </w:r>
+      <w:r>
+        <w:t>button click, each one for each descendant button having a different role.</w:t>
       </w:r>
     </w:p>
     <w:p>
@@ -250,20 +353,22 @@
         <w:br/>
       </w:r>
       <w:r>
-        <w:rPr>
-          <w:highlight w:val="yellow"/>
-        </w:rPr>
         <w:br/>
       </w:r>
       <w:r>
-        <w:rPr>
-          <w:highlight w:val="yellow"/>
-        </w:rPr>
-        <w:t>RESPOND HERE</w:t>
-      </w:r>
-      <w:r>
-        <w:br/>
-      </w:r>
+        <w:t>Copilot</w:t>
+      </w:r>
+      <w:r>
+        <w:t>. I</w:t>
+      </w:r>
+      <w:r>
+        <w:t>t’s easy enough to add files to.</w:t>
+      </w:r>
+    </w:p>
+    <w:p>
+      <w:pPr>
+        <w:pStyle w:val="ListParagraph"/>
+      </w:pPr>
     </w:p>
     <w:p>
       <w:pPr>
@@ -293,14 +398,14 @@
         <w:tblLook w:val="04A0" w:firstRow="1" w:lastRow="0" w:firstColumn="1" w:lastColumn="0" w:noHBand="0" w:noVBand="1"/>
       </w:tblPr>
       <w:tblGrid>
-        <w:gridCol w:w="1975"/>
-        <w:gridCol w:w="2610"/>
-        <w:gridCol w:w="4045"/>
+        <w:gridCol w:w="863"/>
+        <w:gridCol w:w="5809"/>
+        <w:gridCol w:w="1958"/>
       </w:tblGrid>
       <w:tr>
         <w:tc>
           <w:tcPr>
-            <w:tcW w:w="1975" w:type="dxa"/>
+            <w:tcW w:w="1005" w:type="dxa"/>
           </w:tcPr>
           <w:p>
             <w:pPr>
@@ -311,7 +416,7 @@
         </w:tc>
         <w:tc>
           <w:tcPr>
-            <w:tcW w:w="2610" w:type="dxa"/>
+            <w:tcW w:w="5830" w:type="dxa"/>
           </w:tcPr>
           <w:p>
             <w:pPr>
@@ -333,7 +438,7 @@
         </w:tc>
         <w:tc>
           <w:tcPr>
-            <w:tcW w:w="4045" w:type="dxa"/>
+            <w:tcW w:w="1795" w:type="dxa"/>
           </w:tcPr>
           <w:p>
             <w:pPr>
@@ -357,7 +462,7 @@
       <w:tr>
         <w:tc>
           <w:tcPr>
-            <w:tcW w:w="1975" w:type="dxa"/>
+            <w:tcW w:w="1005" w:type="dxa"/>
           </w:tcPr>
           <w:p>
             <w:pPr>
@@ -371,7 +476,29 @@
         </w:tc>
         <w:tc>
           <w:tcPr>
-            <w:tcW w:w="2610" w:type="dxa"/>
+            <w:tcW w:w="5830" w:type="dxa"/>
+          </w:tcPr>
+          <w:p>
+            <w:pPr>
+              <w:pStyle w:val="ListParagraph"/>
+              <w:ind w:left="0"/>
+            </w:pPr>
+            <w:hyperlink r:id="rId7" w:history="1">
+              <w:r>
+                <w:rPr>
+                  <w:rStyle w:val="Hyperlink"/>
+                </w:rPr>
+                <w:t>https://m365.cloud.microsoft/hwav2/chat/conversation/c212c397-7412-4a51-966c-cabe0945c5b2?version=19.2610.35011.0&amp;capabilities=interopPromise%2CsuspendOnClose%2CautoStart&amp;client-request-id=de1d109c-2f4b-f449-9808-35eb19da5528&amp;appstate=suspended&amp;SSRDesktopTest=2</w:t>
+              </w:r>
+            </w:hyperlink>
+            <w:r>
+              <w:t xml:space="preserve">  </w:t>
+            </w:r>
+          </w:p>
+        </w:tc>
+        <w:tc>
+          <w:tcPr>
+            <w:tcW w:w="1795" w:type="dxa"/>
           </w:tcPr>
           <w:p>
             <w:pPr>
@@ -379,30 +506,30 @@
               <w:ind w:left="0"/>
             </w:pPr>
             <w:r>
-              <w:rPr>
-                <w:highlight w:val="yellow"/>
-              </w:rPr>
-              <w:t>TODO</w:t>
-            </w:r>
-          </w:p>
-        </w:tc>
-        <w:tc>
-          <w:tcPr>
-            <w:tcW w:w="4045" w:type="dxa"/>
-          </w:tcPr>
-          <w:p>
-            <w:pPr>
-              <w:pStyle w:val="ListParagraph"/>
-              <w:ind w:left="0"/>
-            </w:pPr>
-            <w:r>
-              <w:rPr>
-                <w:highlight w:val="yellow"/>
-              </w:rPr>
-              <w:t>TODO</w:t>
+              <w:t xml:space="preserve">Was able to get a successful </w:t>
             </w:r>
             <w:r>
-              <w:t xml:space="preserve"> [e.g., “used for implicit game creation task”]</w:t>
+              <w:t xml:space="preserve">Linear Lights Out from </w:t>
+            </w:r>
+            <w:r>
+              <w:t xml:space="preserve">one conversation </w:t>
+            </w:r>
+            <w:r>
+              <w:t>__</w:t>
+            </w:r>
+            <w:r>
+              <w:t>_____</w:t>
+            </w:r>
+            <w:r>
+              <w:t>__________</w:t>
+            </w:r>
+            <w:proofErr w:type="spellStart"/>
+            <w:r>
+              <w:t>ignorethese</w:t>
+            </w:r>
+            <w:proofErr w:type="spellEnd"/>
+            <w:r>
+              <w:t>__</w:t>
             </w:r>
           </w:p>
         </w:tc>
@@ -410,7 +537,7 @@
       <w:tr>
         <w:tc>
           <w:tcPr>
-            <w:tcW w:w="1975" w:type="dxa"/>
+            <w:tcW w:w="1005" w:type="dxa"/>
           </w:tcPr>
           <w:p>
             <w:pPr>
@@ -424,7 +551,7 @@
         </w:tc>
         <w:tc>
           <w:tcPr>
-            <w:tcW w:w="2610" w:type="dxa"/>
+            <w:tcW w:w="5830" w:type="dxa"/>
           </w:tcPr>
           <w:p>
             <w:pPr>
@@ -435,7 +562,7 @@
         </w:tc>
         <w:tc>
           <w:tcPr>
-            <w:tcW w:w="4045" w:type="dxa"/>
+            <w:tcW w:w="1795" w:type="dxa"/>
           </w:tcPr>
           <w:p>
             <w:pPr>
@@ -460,31 +587,7 @@
           <w:i/>
           <w:iCs/>
         </w:rPr>
-        <w:t>Compare the GenAI-produced solution against your UML. How closely does the implementation match your design? Take note of any significant additions/</w:t>
-      </w:r>
-      <w:proofErr w:type="gramStart"/>
-      <w:r>
-        <w:rPr>
-          <w:i/>
-          <w:iCs/>
-        </w:rPr>
-        <w:t xml:space="preserve">changes, </w:t>
-      </w:r>
-      <w:r>
-        <w:rPr>
-          <w:i/>
-          <w:iCs/>
-        </w:rPr>
-        <w:lastRenderedPageBreak/>
-        <w:t>and</w:t>
-      </w:r>
-      <w:proofErr w:type="gramEnd"/>
-      <w:r>
-        <w:rPr>
-          <w:i/>
-          <w:iCs/>
-        </w:rPr>
-        <w:t xml:space="preserve"> consider prompting the GenAI tool to explain certain implementation decisions.</w:t>
+        <w:t>Compare the GenAI-produced solution against your UML. How closely does the implementation match your design? Take note of any significant additions/changes, and consider prompting the GenAI tool to explain certain implementation decisions.</w:t>
       </w:r>
       <w:r>
         <w:br/>
@@ -493,10 +596,16 @@
         <w:br/>
       </w:r>
       <w:r>
-        <w:rPr>
-          <w:highlight w:val="yellow"/>
-        </w:rPr>
-        <w:t>RESPOND HERE</w:t>
+        <w:t xml:space="preserve">The </w:t>
+      </w:r>
+      <w:r>
+        <w:t>solution matches closely</w:t>
+      </w:r>
+      <w:r>
+        <w:t xml:space="preserve">, </w:t>
+      </w:r>
+      <w:r>
+        <w:t xml:space="preserve">the Copilot created new functions that listed in our UML to make sure the code worked properly. </w:t>
       </w:r>
       <w:r>
         <w:br/>
@@ -519,34 +628,31 @@
           <w:i/>
           <w:iCs/>
         </w:rPr>
-        <w:t>Test out the GenAI-produced solution by manually playing the game. Try to cover edge cases and anticipate "bad" user behavior. For any bugs you encounter, try fixing them manually. If you get stuck, prompt the GenAI tool to fix the bug, providing sufficient detail of what went wrong and what you think might be the root cause.</w:t>
-      </w:r>
-      <w:r>
-        <w:rPr>
-          <w:i/>
-          <w:iCs/>
-        </w:rPr>
-        <w:t xml:space="preserve"> Take note of bugs you found and fixed here. </w:t>
-      </w:r>
-      <w:r>
-        <w:rPr>
-          <w:i/>
-          <w:iCs/>
-        </w:rPr>
+        <w:t xml:space="preserve">Test out the GenAI-produced solution by manually playing the game. Try to cover edge cases and anticipate "bad" user behavior. For any bugs you encounter, try fixing them manually. If you get stuck, prompt the GenAI tool to fix the bug, providing sufficient detail of what went wrong and what you think might be the root cause. Take note of bugs you found and fixed here. </w:t>
+      </w:r>
+      <w:r>
         <w:br/>
       </w:r>
       <w:r>
-        <w:rPr>
-          <w:i/>
-          <w:iCs/>
-        </w:rPr>
         <w:br/>
       </w:r>
       <w:r>
-        <w:rPr>
-          <w:highlight w:val="yellow"/>
-        </w:rPr>
-        <w:t>RESPOND HERE</w:t>
+        <w:t>The main bug was button disappearing, which</w:t>
+      </w:r>
+      <w:r>
+        <w:t xml:space="preserve"> was due to a sizing issue; the screen was not big enough for all Os sometimes, and would stop showing </w:t>
+      </w:r>
+      <w:r>
+        <w:t xml:space="preserve">up. </w:t>
+      </w:r>
+      <w:r>
+        <w:t xml:space="preserve">The AI’s solution (when I thought it was a bigger problem) required a new package, and I probably could have </w:t>
+      </w:r>
+      <w:r>
+        <w:t>solved it without the AI</w:t>
+      </w:r>
+      <w:r>
+        <w:t>.</w:t>
       </w:r>
     </w:p>
     <w:p>
@@ -613,16 +719,13 @@
         <w:br/>
       </w:r>
       <w:r>
-        <w:rPr>
-          <w:highlight w:val="yellow"/>
-        </w:rPr>
-        <w:t>RESPOND HER</w:t>
-      </w:r>
-      <w:r>
-        <w:rPr>
-          <w:highlight w:val="yellow"/>
-        </w:rPr>
-        <w:t>E (“N/A” if you found no significant design flaws)</w:t>
+        <w:t>My UML was very light</w:t>
+      </w:r>
+      <w:r>
+        <w:t>weight</w:t>
+      </w:r>
+      <w:r>
+        <w:t xml:space="preserve"> for what was to be. I needed to flesh it out more.</w:t>
       </w:r>
       <w:r>
         <w:br/>
@@ -711,10 +814,19 @@
         <w:br/>
       </w:r>
       <w:r>
-        <w:rPr>
-          <w:highlight w:val="yellow"/>
-        </w:rPr>
-        <w:t>RESPOND HERE</w:t>
+        <w:t>GenAI can</w:t>
+      </w:r>
+      <w:r>
+        <w:t xml:space="preserve"> easily get entire </w:t>
+      </w:r>
+      <w:r>
+        <w:t xml:space="preserve">apps online in a matter of minutes, but are extremely prone to bugs, especially </w:t>
+      </w:r>
+      <w:r>
+        <w:t>with larger code productions.</w:t>
+      </w:r>
+      <w:r>
+        <w:t xml:space="preserve"> The bugs come from a dropping of context.</w:t>
       </w:r>
     </w:p>
     <w:p>
@@ -747,6 +859,9 @@
           <w:ilvl w:val="0"/>
           <w:numId w:val="2"/>
         </w:numPr>
+        <w:rPr>
+          <w:highlight w:val="yellow"/>
+        </w:rPr>
       </w:pPr>
       <w:r>
         <w:rPr>
@@ -756,28 +871,56 @@
         <w:t xml:space="preserve">What new feature(s) are you adding? Briefly describe. </w:t>
       </w:r>
       <w:r>
-        <w:rPr>
-          <w:i/>
-          <w:iCs/>
-        </w:rPr>
         <w:br/>
       </w:r>
       <w:r>
-        <w:rPr>
-          <w:i/>
-          <w:iCs/>
-        </w:rPr>
         <w:br/>
       </w:r>
       <w:r>
+        <w:t xml:space="preserve">We can </w:t>
+      </w:r>
+      <w:r>
+        <w:t>add</w:t>
+      </w:r>
+      <w:r>
+        <w:t xml:space="preserve"> </w:t>
+      </w:r>
+      <w:r>
+        <w:t xml:space="preserve">a </w:t>
+      </w:r>
+      <w:r>
+        <w:t>new feature</w:t>
+      </w:r>
+      <w:r>
+        <w:t xml:space="preserve"> where we can ask the </w:t>
+      </w:r>
+      <w:r>
+        <w:t>play</w:t>
+      </w:r>
+      <w:r>
+        <w:t>er if</w:t>
+      </w:r>
+      <w:r>
+        <w:t xml:space="preserve"> they would like to customize their own game or generate a random game.</w:t>
+      </w:r>
+      <w:r>
+        <w:rPr>
+          <w:i/>
+          <w:iCs/>
+        </w:rPr>
+        <w:t xml:space="preserve"> </w:t>
+      </w:r>
+      <w:r>
+        <w:t>(Custom Game)</w:t>
+      </w:r>
+    </w:p>
+    <w:p>
+      <w:pPr>
+        <w:pStyle w:val="ListParagraph"/>
         <w:rPr>
           <w:highlight w:val="yellow"/>
         </w:rPr>
-        <w:t>RESPOND HERE</w:t>
-      </w:r>
-      <w:r>
-        <w:br/>
-      </w:r>
+      </w:pPr>
     </w:p>
     <w:p>
       <w:pPr>
@@ -786,6 +929,10 @@
           <w:ilvl w:val="0"/>
           <w:numId w:val="2"/>
         </w:numPr>
+        <w:rPr>
+          <w:i/>
+          <w:iCs/>
+        </w:rPr>
       </w:pPr>
       <w:r>
         <w:rPr>
@@ -801,6 +948,20 @@
         </w:rPr>
         <w:br/>
       </w:r>
+    </w:p>
+    <w:p>
+      <w:pPr>
+        <w:pStyle w:val="ListParagraph"/>
+      </w:pPr>
+      <w:r>
+        <w:t xml:space="preserve">Copilot </w:t>
+      </w:r>
+      <w:r>
+        <w:t>was able to satisf</w:t>
+      </w:r>
+      <w:r>
+        <w:t>y the conditions.</w:t>
+      </w:r>
       <w:r>
         <w:rPr>
           <w:i/>
@@ -808,13 +969,14 @@
         </w:rPr>
         <w:br/>
       </w:r>
-      <w:r>
-        <w:rPr>
-          <w:highlight w:val="yellow"/>
-        </w:rPr>
-        <w:lastRenderedPageBreak/>
-        <w:t>RESPOND HERE</w:t>
-      </w:r>
+      <w:hyperlink r:id="rId8" w:history="1">
+        <w:r>
+          <w:rPr>
+            <w:rStyle w:val="Hyperlink"/>
+          </w:rPr>
+          <w:t>LINK</w:t>
+        </w:r>
+      </w:hyperlink>
       <w:r>
         <w:br/>
       </w:r>
@@ -891,10 +1053,51 @@
         <w:br/>
       </w:r>
       <w:r>
-        <w:rPr>
-          <w:highlight w:val="yellow"/>
-        </w:rPr>
-        <w:t>RESPOND HERE</w:t>
+        <w:t xml:space="preserve">AI works well as a way to </w:t>
+      </w:r>
+      <w:r>
+        <w:t>quickly create large amounts of code</w:t>
+      </w:r>
+      <w:r>
+        <w:t xml:space="preserve">. </w:t>
+      </w:r>
+      <w:r>
+        <w:t xml:space="preserve">You do need to </w:t>
+      </w:r>
+      <w:r>
+        <w:t xml:space="preserve">have a vision that you want to deploy, and you need to have a clear view as for what each part of the vision needs. Doing so makes sure that </w:t>
+      </w:r>
+      <w:r>
+        <w:t xml:space="preserve">the AI is </w:t>
+      </w:r>
+      <w:r>
+        <w:t>much less buggy, and lowers the amount of conversations/manual work, and as such, time, that you need to use.</w:t>
+      </w:r>
+    </w:p>
+    <w:p>
+      <w:pPr>
+        <w:pStyle w:val="ListParagraph"/>
+        <w:rPr>
+          <w:i/>
+          <w:iCs/>
+        </w:rPr>
+      </w:pPr>
+    </w:p>
+    <w:p>
+      <w:pPr>
+        <w:pStyle w:val="ListParagraph"/>
+      </w:pPr>
+      <w:r>
+        <w:t xml:space="preserve">Also, make sure you </w:t>
+      </w:r>
+      <w:r>
+        <w:t>try</w:t>
+      </w:r>
+      <w:r>
+        <w:t xml:space="preserve"> to learn what the </w:t>
+      </w:r>
+      <w:r>
+        <w:t xml:space="preserve">AI is doing. </w:t>
       </w:r>
       <w:r>
         <w:br/>
@@ -2128,6 +2331,41 @@
       </w:tblBorders>
     </w:tblPr>
   </w:style>
+  <w:style w:type="character" w:styleId="Hyperlink">
+    <w:name w:val="Hyperlink"/>
+    <w:basedOn w:val="DefaultParagraphFont"/>
+    <w:uiPriority w:val="99"/>
+    <w:unhideWhenUsed/>
+    <w:rsid w:val="00836027"/>
+    <w:rPr>
+      <w:color w:val="467886" w:themeColor="hyperlink"/>
+      <w:u w:val="single"/>
+    </w:rPr>
+  </w:style>
+  <w:style w:type="character" w:styleId="UnresolvedMention">
+    <w:name w:val="Unresolved Mention"/>
+    <w:basedOn w:val="DefaultParagraphFont"/>
+    <w:uiPriority w:val="99"/>
+    <w:semiHidden/>
+    <w:unhideWhenUsed/>
+    <w:rsid w:val="00836027"/>
+    <w:rPr>
+      <w:color w:val="605E5C"/>
+      <w:shd w:val="clear" w:color="auto" w:fill="E1DFDD"/>
+    </w:rPr>
+  </w:style>
+  <w:style w:type="character" w:styleId="FollowedHyperlink">
+    <w:name w:val="FollowedHyperlink"/>
+    <w:basedOn w:val="DefaultParagraphFont"/>
+    <w:uiPriority w:val="99"/>
+    <w:semiHidden/>
+    <w:unhideWhenUsed/>
+    <w:rsid w:val="008433EA"/>
+    <w:rPr>
+      <w:color w:val="96607D" w:themeColor="followedHyperlink"/>
+      <w:u w:val="single"/>
+    </w:rPr>
+  </w:style>
 </w:styles>
 </file>
 
